--- a/AI Reports/NIL_Alignment_Detailed_Minutes_102926.docx
+++ b/AI Reports/NIL_Alignment_Detailed_Minutes_102926.docx
@@ -55,18 +55,173 @@
       </w:r>
     </w:p>
     <w:p>
+      <w:pPr/>
       <w:r>
-        <w:t>The presenter referred to internal network observations and external industry reporting, including the Ericsson Mobility Report, as motivation for the study. Figures cited in the discussion described a shift from roughly 90 percent downlink and 10 percent uplink toward approximately 75 percent downlink and 25 percent uplink; 74 and 26 percent were also mentioned. These were presented as background figures rather than a documented AT&amp;T measurement series.</w:t>
+        <w:t>This section explains two separate changes discussed by the presenter: growth in total traffic and a change in the share carried in each direction. The explanations and numerical example below clarify the discussion; the example is illustrative and was not a measurement presented at the meeting.</w:t>
       </w:r>
     </w:p>
     <w:p>
+      <w:pPr>
+        <w:pStyle w:val="Heading2"/>
+      </w:pPr>
       <w:r>
-        <w:t>The presenter also mentioned growth scenarios of approximately three times under medium AI adoption and as much as five times under stronger adoption. The transcript does not identify the exact metric, baseline, forecast period, or source for these multipliers. They should therefore be retained as presentation claims pending confirmation, rather than treated as capacity commitments.</w:t>
+        <w:t>Changing balance between downloads and uploads</w:t>
       </w:r>
     </w:p>
     <w:p>
+      <w:pPr/>
       <w:r>
-        <w:t>Network planning needs to consider traffic direction, timing, burstiness, and how long activity persists, alongside total volume. The presenter emphasized that greater uplink demand is only part of the picture: some AI workloads remain strongly downlink oriented.</w:t>
+        <w:t>Downlink is data sent from the network to a device, such as an AI answer or generated video. Uplink is data sent from a device to the network, such as prompts, images, documents, sensor measurements, or conversation history.</w:t>
+      </w:r>
+    </w:p>
+    <w:p>
+      <w:pPr/>
+      <w:r>
+        <w:t>The presenter referred to internal observations and industry reporting, including the Ericsson Mobility Report, and described a shift from approximately 90 percent downlink and 10 percent uplink toward 75 percent downlink and 25 percent uplink. A 74 and 26 percent split was also mentioned. The transcript does not establish these figures as an AT&amp;T measurement series or identify their exact scope and period.</w:t>
+      </w:r>
+    </w:p>
+    <w:p>
+      <w:pPr/>
+      <w:r>
+        <w:t>For illustration, assume total traffic remains fixed at 100 GB. Under a 90 and 10 percent split, downlink is 90 GB and uplink is 10 GB. Under a 75 and 25 percent split, downlink is 75 GB and uplink is 25 GB.</w:t>
+      </w:r>
+    </w:p>
+    <w:p>
+      <w:pPr/>
+      <w:r>
+        <w:t>In this fixed total example, uplink increases from 10 GB to 25 GB, or 2.5 times, even though total traffic does not increase. Its share rises by 15 percentage points, equivalent to a 150 percent relative increase. The reduction in downlink here results from holding the total constant for illustration; it does not establish that actual downlink traffic will decline.</w:t>
+      </w:r>
+    </w:p>
+    <w:p>
+      <w:pPr>
+        <w:pStyle w:val="Heading2"/>
+      </w:pPr>
+      <w:r>
+        <w:t>Growth in total traffic</w:t>
+      </w:r>
+    </w:p>
+    <w:p>
+      <w:pPr/>
+      <w:r>
+        <w:t>Separately, the presenter mentioned approximately three times growth under medium AI adoption and potentially five times under stronger adoption. The transcript does not clearly identify the metric, baseline, forecast period, or source behind these multipliers. It is therefore unclear whether they refer to total traffic, AI traffic specifically, uplink demand, or another measure.</w:t>
+      </w:r>
+    </w:p>
+    <w:p>
+      <w:pPr>
+        <w:pStyle w:val="Heading2"/>
+      </w:pPr>
+      <w:r>
+        <w:t>Meaning of medium and strong AI adoption</w:t>
+      </w:r>
+    </w:p>
+    <w:p>
+      <w:pPr/>
+      <w:r>
+        <w:t>AI adoption means how widely and intensively people, businesses, and devices use AI applications. For traffic analysis, adoption depends on the number of active users and devices, how frequently they use AI, the types and sizes of their inputs and outputs, and how much activity is automated. It is not simply the number of people who have access to an AI service.</w:t>
+      </w:r>
+    </w:p>
+    <w:p>
+      <w:pPr/>
+      <w:r>
+        <w:t>Medium AI adoption describes a scenario in which AI usage grows at a moderate pace and becomes part of some everyday activities, while many activities still use conventional applications. For example, users might ask text questions, summarize documents, or occasionally upload an image. Businesses might introduce AI assistants for selected tasks, with people still initiating most interactions and reviewing the results.</w:t>
+      </w:r>
+    </w:p>
+    <w:p>
+      <w:pPr/>
+      <w:r>
+        <w:t>Strong AI adoption describes a scenario in which AI becomes widespread and is used frequently across more applications, business processes, and devices. Examples include regular image and video analysis, voice interactions, and automated agents making repeated model requests and tool calls. More users, more interactions per user, larger inputs or outputs, and longer automated workflows can together produce substantially greater traffic.</w:t>
+      </w:r>
+    </w:p>
+    <w:p>
+      <w:pPr/>
+      <w:r>
+        <w:t>For a medical AI example, medium adoption could mean a clinician occasionally uploads selected X rays, EKG images, or blood test results for a report. Strong adoption could mean many clinicians use the service throughout the day, across more patients and modalities, with agents requesting additional analyses or follow up information. These are explanatory examples, not scenarios quantified or presented at the meeting.</w:t>
+      </w:r>
+    </w:p>
+    <w:p>
+      <w:pPr/>
+      <w:r>
+        <w:t>The presenter associated medium adoption with an approximately three times growth scenario and stronger adoption with potentially five times growth. However, the transcript does not define user percentages, usage frequency, workload mix, or time horizons for these labels. The explanations above describe their general meaning and should not be treated as the presenter’s formal scenario definitions. Strong adoption also does not automatically mean uplink dominated traffic; the direction still depends on the applications and architecture.</w:t>
+      </w:r>
+    </w:p>
+    <w:p>
+      <w:pPr/>
+      <w:r>
+        <w:t>These growth multipliers should not be combined with the directional percentages to calculate an AT&amp;T forecast without confirming that both describe the same population, time period, and baseline. The three times and five times figures remain reported presentation claims rather than validated capacity planning targets.</w:t>
+      </w:r>
+    </w:p>
+    <w:p>
+      <w:pPr>
+        <w:pStyle w:val="Heading2"/>
+      </w:pPr>
+      <w:r>
+        <w:t>Why AI can increase uplink demand</w:t>
+      </w:r>
+    </w:p>
+    <w:p>
+      <w:pPr/>
+      <w:r>
+        <w:t>AI workloads can upload much more than a short text prompt. Inputs may include images, video, documents, and sensor information. Agentic workflows can add repeated model requests and tool outputs. If each request resends the accumulated conversation and task history, uplink traffic grows further.</w:t>
+      </w:r>
+    </w:p>
+    <w:p>
+      <w:pPr/>
+      <w:r>
+        <w:t>An explanatory example is the medical AI application using X rays, EKG images, and blood test data. Sending selected inputs to a remote model creates uplink traffic; receiving a text report creates downlink traffic. Repeatedly sending the same inputs together with prior exchanges would increase uplink demand further. This example connects the discussion to a practical application and was not presented as a measured meeting result.</w:t>
+      </w:r>
+    </w:p>
+    <w:p>
+      <w:pPr/>
+      <w:r>
+        <w:t>The actual access network load also depends on where the model runs. A model on the same local network may keep its inference traffic local, whereas accessing a remote model sends that traffic across the intervening network. The medical example therefore assumes a remote service reached through the access connection being evaluated.</w:t>
+      </w:r>
+    </w:p>
+    <w:p>
+      <w:pPr>
+        <w:pStyle w:val="Heading2"/>
+      </w:pPr>
+      <w:r>
+        <w:t>Why some AI workloads remain downlink intensive</w:t>
+      </w:r>
+    </w:p>
+    <w:p>
+      <w:pPr/>
+      <w:r>
+        <w:t>Higher uplink demand is not universal across AI. A short request for a generated image or video can produce a large download. Multimodal analysis can instead involve a large upload and a relatively small text answer. Network planning must account for the mix of applications rather than applying one uplink ratio to every AI workload.</w:t>
+      </w:r>
+    </w:p>
+    <w:p>
+      <w:pPr>
+        <w:pStyle w:val="Heading2"/>
+      </w:pPr>
+      <w:r>
+        <w:t>Why timing and burstiness matter</w:t>
+      </w:r>
+    </w:p>
+    <w:p>
+      <w:pPr/>
+      <w:r>
+        <w:t>The same total volume can create different network demands depending on how quickly it arrives and how often it repeats. A human may pause to read an answer or prepare the next question. An automated agent may issue frequent requests and tool calls with much shorter pauses. Large image uploads also create a different pattern from a gradually streamed text response.</w:t>
+      </w:r>
+    </w:p>
+    <w:p>
+      <w:pPr/>
+      <w:r>
+        <w:t>Planning therefore needs to consider total volume, direction, burst size, frequency, and duration of activity. Average byte totals alone do not describe peak demand or opportunities for devices and network components to sleep.</w:t>
+      </w:r>
+    </w:p>
+    <w:p>
+      <w:pPr>
+        <w:pStyle w:val="Heading2"/>
+      </w:pPr>
+      <w:r>
+        <w:t>Implications for AT&amp;T network planning</w:t>
+      </w:r>
+    </w:p>
+    <w:p>
+      <w:pPr/>
+      <w:r>
+        <w:t>The presenter’s central message was that AI should be represented as several workload patterns. Capacity studies should consider conversational AI, multimodal uploads, generated media, and agentic workflows, along with server retained versus repeatedly transmitted context. Original sources and definitions for the quoted growth figures need confirmation before those figures are adopted as network capacity forecasts.</w:t>
       </w:r>
     </w:p>
     <w:p>
